--- a/docs/br/Capitulo_II_Metodologia_PT-BR.docx
+++ b/docs/br/Capitulo_II_Metodologia_PT-BR.docx
@@ -922,7 +922,7 @@
           <w:color w:val="202020"/>
           <w:sz w:val="22"/>
         </w:rPr>
-        <w:t>F(r,t) - Capacidade de compute IA instalada. A estimacao segue uma abordagem bottom-up. A camada principal vem do conjunto Epoch AI GPU Clusters (versao abril de 2026), fornecendo o desempenho em FLOP/s 16 bits e em equivalentes H100 agregado por pais para 2019-2026. As parcelas nacionais de compute operacional no snapshot de abril de 2026 sao: EUA 76,9 por cento, China 12,8 por cento, UE (13 economias principais) 4,4 por cento, Noruega 1,1 por cento, Japao 1,0 por cento.[17] Quando todos os clusters reportados sao incluidos (operacionais mais planejados), a parcela EUA passa para cerca de 50 por cento, com o Golfo (EAU, Arabia Saudita) e a Coreia capturando uma grande parcela da construcao projetada 2027-2030. A camada complementar vem da OCDE (Lehdonvirta et al., 2025), catalogando regioes cloud com aceleradores IA em 39 economias, capturando a dimensao de acessibilidade que o compute fisicamente instalado nao reflete plenamente.</w:t>
+        <w:t>F(r,t) - Capacidade de compute IA instalada. A estimacao segue uma abordagem bottom-up. A camada principal vem do conjunto Epoch AI GPU Clusters (versao abril de 2026), fornecendo o desempenho em FLOP/s 16 bits e em equivalentes H100 agregado por pais para 2019-2026. As parcelas nacionais de compute operacional no snapshot de abril de 2026 sao: EUA 78,9 por cento, China 12,8 por cento, UE (13 economias principais) 4,4 por cento, Noruega 1,1 por cento, Japao 1,0 por cento.[17] Quando todos os clusters reportados sao incluidos (operacionais mais planejados), a parcela EUA passa para cerca de 50 por cento, com o Golfo (EAU, Arabia Saudita) e a Coreia capturando uma grande parcela da construcao projetada 2027-2030. A camada complementar vem da OCDE (Lehdonvirta et al., 2025), catalogando regioes cloud com aceleradores IA em 39 economias, capturando a dimensao de acessibilidade que o compute fisicamente instalado nao reflete plenamente.</w:t>
       </w:r>
     </w:p>
     <w:p>
@@ -997,7 +997,7 @@
           <w:color w:val="202020"/>
           <w:sz w:val="22"/>
         </w:rPr>
-        <w:t>Esta escolha de normalizacao e metodologicamente fundamentada em tres argumentos. Primeiro, os Estados Unidos constituem um benchmark natural dada sua posicao dominante em todos os quatro fatores do CACI: 76,9 por cento do compute IA operacional global (Epoch AI, abril de 2026), os custos energeticos industriais efetivos mais baixos entre as principais economias da OCDE (85 USD/MWh, ajustado PPA, contra 115 na Franca e 140 na Alemanha - CSV do painel, abril de 2026), o maior PIB nominal e um ecossistema de capital humano IA inigualavel. Segundo, a normalizacao ao lider e a convencao estabelecida para indices de competitividade relativa: o RCA de Balassa (1965), o GCI do WEF (Schwab, 2019) e o Competitive Industrial Performance Index da UNIDO procedem todos por razao ao lider setorial ou nacional. Terceiro, esta normalizacao elimina ambiguidades interpretativas dos valores absolutos e permite comparacoes temporais: um CACI da Franca passando de 25 para 35 entre 2024 e 2028 significa recuperacao parcial, mesmo se os valores brutos de ambos os paises tiverem aumentado.</w:t>
+        <w:t>Esta escolha de normalizacao e metodologicamente fundamentada em tres argumentos. Primeiro, os Estados Unidos constituem um benchmark natural dada sua posicao dominante em todos os quatro fatores do CACI: 78,9 por cento do compute IA operacional global (Epoch AI, abril de 2026), os custos energeticos industriais efetivos mais baixos entre as principais economias da OCDE (85 USD/MWh, ajustado PPA, contra 115 na Franca e 140 na Alemanha - CSV do painel, abril de 2026), o maior PIB nominal e um ecossistema de capital humano IA inigualavel. Segundo, a normalizacao ao lider e a convencao estabelecida para indices de competitividade relativa: o RCA de Balassa (1965), o GCI do WEF (Schwab, 2019) e o Competitive Industrial Performance Index da UNIDO procedem todos por razao ao lider setorial ou nacional. Terceiro, esta normalizacao elimina ambiguidades interpretativas dos valores absolutos e permite comparacoes temporais: um CACI da Franca passando de 25 para 35 entre 2024 e 2028 significa recuperacao parcial, mesmo se os valores brutos de ambos os paises tiverem aumentado.</w:t>
       </w:r>
     </w:p>
     <w:p>
